--- a/Fase 2/Evidencias Proyecto/Sprint Backlog.docx
+++ b/Fase 2/Evidencias Proyecto/Sprint Backlog.docx
@@ -267,7 +267,11 @@
     <w:sdt>
       <w:sdtPr>
         <w:rPr>
-          <w:rFonts w:ascii="Arial" w:hAnsi="Arial" w:cs="Arial"/>
+          <w:rFonts w:ascii="Arial" w:eastAsiaTheme="minorEastAsia" w:hAnsi="Arial" w:cs="Arial"/>
+          <w:b w:val="0"/>
+          <w:bCs w:val="0"/>
+          <w:sz w:val="22"/>
+          <w:szCs w:val="22"/>
         </w:rPr>
         <w:id w:val="1244681587"/>
         <w:docPartObj>
@@ -275,13 +279,6 @@
           <w:docPartUnique/>
         </w:docPartObj>
       </w:sdtPr>
-      <w:sdtEndPr>
-        <w:rPr>
-          <w:rFonts w:eastAsiaTheme="minorEastAsia"/>
-          <w:sz w:val="22"/>
-          <w:szCs w:val="22"/>
-        </w:rPr>
-      </w:sdtEndPr>
       <w:sdtContent>
         <w:p>
           <w:pPr>
@@ -332,7 +329,7 @@
             </w:rPr>
             <w:fldChar w:fldCharType="separate"/>
           </w:r>
-          <w:hyperlink w:anchor="_Toc242571851" w:history="1">
+          <w:hyperlink w:anchor="_Toc242572504" w:history="1">
             <w:r>
               <w:rPr>
                 <w:rStyle w:val="Hipervnculo"/>
@@ -360,7 +357,7 @@
                 <w:noProof/>
                 <w:webHidden/>
               </w:rPr>
-              <w:instrText xml:space="preserve"> PAGEREF _Toc242571851 \h </w:instrText>
+              <w:instrText xml:space="preserve"> PAGEREF _Toc242572504 \h </w:instrText>
             </w:r>
             <w:r>
               <w:rPr>
@@ -408,7 +405,7 @@
               <w14:ligatures w14:val="standardContextual"/>
             </w:rPr>
           </w:pPr>
-          <w:hyperlink w:anchor="_Toc242571852" w:history="1">
+          <w:hyperlink w:anchor="_Toc242572505" w:history="1">
             <w:r>
               <w:rPr>
                 <w:rStyle w:val="Hipervnculo"/>
@@ -436,7 +433,7 @@
                 <w:noProof/>
                 <w:webHidden/>
               </w:rPr>
-              <w:instrText xml:space="preserve"> PAGEREF _Toc242571852 \h </w:instrText>
+              <w:instrText xml:space="preserve"> PAGEREF _Toc242572505 \h </w:instrText>
             </w:r>
             <w:r>
               <w:rPr>
@@ -484,7 +481,7 @@
               <w14:ligatures w14:val="standardContextual"/>
             </w:rPr>
           </w:pPr>
-          <w:hyperlink w:anchor="_Toc242571853" w:history="1">
+          <w:hyperlink w:anchor="_Toc242572506" w:history="1">
             <w:r>
               <w:rPr>
                 <w:rStyle w:val="Hipervnculo"/>
@@ -512,7 +509,7 @@
                 <w:noProof/>
                 <w:webHidden/>
               </w:rPr>
-              <w:instrText xml:space="preserve"> PAGEREF _Toc242571853 \h </w:instrText>
+              <w:instrText xml:space="preserve"> PAGEREF _Toc242572506 \h </w:instrText>
             </w:r>
             <w:r>
               <w:rPr>
@@ -560,7 +557,7 @@
               <w14:ligatures w14:val="standardContextual"/>
             </w:rPr>
           </w:pPr>
-          <w:hyperlink w:anchor="_Toc242571854" w:history="1">
+          <w:hyperlink w:anchor="_Toc242572507" w:history="1">
             <w:r>
               <w:rPr>
                 <w:rStyle w:val="Hipervnculo"/>
@@ -588,7 +585,7 @@
                 <w:noProof/>
                 <w:webHidden/>
               </w:rPr>
-              <w:instrText xml:space="preserve"> PAGEREF _Toc242571854 \h </w:instrText>
+              <w:instrText xml:space="preserve"> PAGEREF _Toc242572507 \h </w:instrText>
             </w:r>
             <w:r>
               <w:rPr>
@@ -636,7 +633,7 @@
               <w14:ligatures w14:val="standardContextual"/>
             </w:rPr>
           </w:pPr>
-          <w:hyperlink w:anchor="_Toc242571855" w:history="1">
+          <w:hyperlink w:anchor="_Toc242572508" w:history="1">
             <w:r>
               <w:rPr>
                 <w:rStyle w:val="Hipervnculo"/>
@@ -664,7 +661,7 @@
                 <w:noProof/>
                 <w:webHidden/>
               </w:rPr>
-              <w:instrText xml:space="preserve"> PAGEREF _Toc242571855 \h </w:instrText>
+              <w:instrText xml:space="preserve"> PAGEREF _Toc242572508 \h </w:instrText>
             </w:r>
             <w:r>
               <w:rPr>
@@ -712,7 +709,7 @@
               <w14:ligatures w14:val="standardContextual"/>
             </w:rPr>
           </w:pPr>
-          <w:hyperlink w:anchor="_Toc242571856" w:history="1">
+          <w:hyperlink w:anchor="_Toc242572509" w:history="1">
             <w:r>
               <w:rPr>
                 <w:rStyle w:val="Hipervnculo"/>
@@ -740,7 +737,7 @@
                 <w:noProof/>
                 <w:webHidden/>
               </w:rPr>
-              <w:instrText xml:space="preserve"> PAGEREF _Toc242571856 \h </w:instrText>
+              <w:instrText xml:space="preserve"> PAGEREF _Toc242572509 \h </w:instrText>
             </w:r>
             <w:r>
               <w:rPr>
@@ -788,7 +785,7 @@
               <w14:ligatures w14:val="standardContextual"/>
             </w:rPr>
           </w:pPr>
-          <w:hyperlink w:anchor="_Toc242571857" w:history="1">
+          <w:hyperlink w:anchor="_Toc242572510" w:history="1">
             <w:r>
               <w:rPr>
                 <w:rStyle w:val="Hipervnculo"/>
@@ -816,7 +813,7 @@
                 <w:noProof/>
                 <w:webHidden/>
               </w:rPr>
-              <w:instrText xml:space="preserve"> PAGEREF _Toc242571857 \h </w:instrText>
+              <w:instrText xml:space="preserve"> PAGEREF _Toc242572510 \h </w:instrText>
             </w:r>
             <w:r>
               <w:rPr>
@@ -864,7 +861,7 @@
               <w14:ligatures w14:val="standardContextual"/>
             </w:rPr>
           </w:pPr>
-          <w:hyperlink w:anchor="_Toc242571858" w:history="1">
+          <w:hyperlink w:anchor="_Toc242572511" w:history="1">
             <w:r>
               <w:rPr>
                 <w:rStyle w:val="Hipervnculo"/>
@@ -892,7 +889,7 @@
                 <w:noProof/>
                 <w:webHidden/>
               </w:rPr>
-              <w:instrText xml:space="preserve"> PAGEREF _Toc242571858 \h </w:instrText>
+              <w:instrText xml:space="preserve"> PAGEREF _Toc242572511 \h </w:instrText>
             </w:r>
             <w:r>
               <w:rPr>
@@ -940,7 +937,7 @@
               <w14:ligatures w14:val="standardContextual"/>
             </w:rPr>
           </w:pPr>
-          <w:hyperlink w:anchor="_Toc242571859" w:history="1">
+          <w:hyperlink w:anchor="_Toc242572512" w:history="1">
             <w:r>
               <w:rPr>
                 <w:rStyle w:val="Hipervnculo"/>
@@ -968,7 +965,7 @@
                 <w:noProof/>
                 <w:webHidden/>
               </w:rPr>
-              <w:instrText xml:space="preserve"> PAGEREF _Toc242571859 \h </w:instrText>
+              <w:instrText xml:space="preserve"> PAGEREF _Toc242572512 \h </w:instrText>
             </w:r>
             <w:r>
               <w:rPr>
@@ -1016,7 +1013,7 @@
               <w14:ligatures w14:val="standardContextual"/>
             </w:rPr>
           </w:pPr>
-          <w:hyperlink w:anchor="_Toc242571860" w:history="1">
+          <w:hyperlink w:anchor="_Toc242572513" w:history="1">
             <w:r>
               <w:rPr>
                 <w:rStyle w:val="Hipervnculo"/>
@@ -1044,7 +1041,7 @@
                 <w:noProof/>
                 <w:webHidden/>
               </w:rPr>
-              <w:instrText xml:space="preserve"> PAGEREF _Toc242571860 \h </w:instrText>
+              <w:instrText xml:space="preserve"> PAGEREF _Toc242572513 \h </w:instrText>
             </w:r>
             <w:r>
               <w:rPr>
@@ -1092,7 +1089,7 @@
               <w14:ligatures w14:val="standardContextual"/>
             </w:rPr>
           </w:pPr>
-          <w:hyperlink w:anchor="_Toc242571861" w:history="1">
+          <w:hyperlink w:anchor="_Toc242572514" w:history="1">
             <w:r>
               <w:rPr>
                 <w:rStyle w:val="Hipervnculo"/>
@@ -1120,7 +1117,7 @@
                 <w:noProof/>
                 <w:webHidden/>
               </w:rPr>
-              <w:instrText xml:space="preserve"> PAGEREF _Toc242571861 \h </w:instrText>
+              <w:instrText xml:space="preserve"> PAGEREF _Toc242572514 \h </w:instrText>
             </w:r>
             <w:r>
               <w:rPr>
@@ -1168,7 +1165,7 @@
               <w14:ligatures w14:val="standardContextual"/>
             </w:rPr>
           </w:pPr>
-          <w:hyperlink w:anchor="_Toc242571862" w:history="1">
+          <w:hyperlink w:anchor="_Toc242572515" w:history="1">
             <w:r>
               <w:rPr>
                 <w:rStyle w:val="Hipervnculo"/>
@@ -1196,7 +1193,7 @@
                 <w:noProof/>
                 <w:webHidden/>
               </w:rPr>
-              <w:instrText xml:space="preserve"> PAGEREF _Toc242571862 \h </w:instrText>
+              <w:instrText xml:space="preserve"> PAGEREF _Toc242572515 \h </w:instrText>
             </w:r>
             <w:r>
               <w:rPr>
@@ -1244,7 +1241,7 @@
               <w14:ligatures w14:val="standardContextual"/>
             </w:rPr>
           </w:pPr>
-          <w:hyperlink w:anchor="_Toc242571863" w:history="1">
+          <w:hyperlink w:anchor="_Toc242572516" w:history="1">
             <w:r>
               <w:rPr>
                 <w:rStyle w:val="Hipervnculo"/>
@@ -1272,7 +1269,7 @@
                 <w:noProof/>
                 <w:webHidden/>
               </w:rPr>
-              <w:instrText xml:space="preserve"> PAGEREF _Toc242571863 \h </w:instrText>
+              <w:instrText xml:space="preserve"> PAGEREF _Toc242572516 \h </w:instrText>
             </w:r>
             <w:r>
               <w:rPr>
@@ -1292,7 +1289,7 @@
                 <w:noProof/>
                 <w:webHidden/>
               </w:rPr>
-              <w:t>8</w:t>
+              <w:t>9</w:t>
             </w:r>
             <w:r>
               <w:rPr>
@@ -1320,7 +1317,7 @@
               <w14:ligatures w14:val="standardContextual"/>
             </w:rPr>
           </w:pPr>
-          <w:hyperlink w:anchor="_Toc242571864" w:history="1">
+          <w:hyperlink w:anchor="_Toc242572517" w:history="1">
             <w:r>
               <w:rPr>
                 <w:rStyle w:val="Hipervnculo"/>
@@ -1348,7 +1345,7 @@
                 <w:noProof/>
                 <w:webHidden/>
               </w:rPr>
-              <w:instrText xml:space="preserve"> PAGEREF _Toc242571864 \h </w:instrText>
+              <w:instrText xml:space="preserve"> PAGEREF _Toc242572517 \h </w:instrText>
             </w:r>
             <w:r>
               <w:rPr>
@@ -1396,7 +1393,7 @@
               <w14:ligatures w14:val="standardContextual"/>
             </w:rPr>
           </w:pPr>
-          <w:hyperlink w:anchor="_Toc242571865" w:history="1">
+          <w:hyperlink w:anchor="_Toc242572518" w:history="1">
             <w:r>
               <w:rPr>
                 <w:rStyle w:val="Hipervnculo"/>
@@ -1424,7 +1421,7 @@
                 <w:noProof/>
                 <w:webHidden/>
               </w:rPr>
-              <w:instrText xml:space="preserve"> PAGEREF _Toc242571865 \h </w:instrText>
+              <w:instrText xml:space="preserve"> PAGEREF _Toc242572518 \h </w:instrText>
             </w:r>
             <w:r>
               <w:rPr>
@@ -1472,7 +1469,7 @@
               <w14:ligatures w14:val="standardContextual"/>
             </w:rPr>
           </w:pPr>
-          <w:hyperlink w:anchor="_Toc242571866" w:history="1">
+          <w:hyperlink w:anchor="_Toc242572519" w:history="1">
             <w:r>
               <w:rPr>
                 <w:rStyle w:val="Hipervnculo"/>
@@ -1500,7 +1497,7 @@
                 <w:noProof/>
                 <w:webHidden/>
               </w:rPr>
-              <w:instrText xml:space="preserve"> PAGEREF _Toc242571866 \h </w:instrText>
+              <w:instrText xml:space="preserve"> PAGEREF _Toc242572519 \h </w:instrText>
             </w:r>
             <w:r>
               <w:rPr>
@@ -1548,7 +1545,7 @@
               <w14:ligatures w14:val="standardContextual"/>
             </w:rPr>
           </w:pPr>
-          <w:hyperlink w:anchor="_Toc242571867" w:history="1">
+          <w:hyperlink w:anchor="_Toc242572520" w:history="1">
             <w:r>
               <w:rPr>
                 <w:rStyle w:val="Hipervnculo"/>
@@ -1576,7 +1573,7 @@
                 <w:noProof/>
                 <w:webHidden/>
               </w:rPr>
-              <w:instrText xml:space="preserve"> PAGEREF _Toc242571867 \h </w:instrText>
+              <w:instrText xml:space="preserve"> PAGEREF _Toc242572520 \h </w:instrText>
             </w:r>
             <w:r>
               <w:rPr>
@@ -1624,7 +1621,7 @@
               <w14:ligatures w14:val="standardContextual"/>
             </w:rPr>
           </w:pPr>
-          <w:hyperlink w:anchor="_Toc242571868" w:history="1">
+          <w:hyperlink w:anchor="_Toc242572521" w:history="1">
             <w:r>
               <w:rPr>
                 <w:rStyle w:val="Hipervnculo"/>
@@ -1652,7 +1649,7 @@
                 <w:noProof/>
                 <w:webHidden/>
               </w:rPr>
-              <w:instrText xml:space="preserve"> PAGEREF _Toc242571868 \h </w:instrText>
+              <w:instrText xml:space="preserve"> PAGEREF _Toc242572521 \h </w:instrText>
             </w:r>
             <w:r>
               <w:rPr>
@@ -1700,7 +1697,7 @@
               <w14:ligatures w14:val="standardContextual"/>
             </w:rPr>
           </w:pPr>
-          <w:hyperlink w:anchor="_Toc242571869" w:history="1">
+          <w:hyperlink w:anchor="_Toc242572522" w:history="1">
             <w:r>
               <w:rPr>
                 <w:rStyle w:val="Hipervnculo"/>
@@ -1728,7 +1725,7 @@
                 <w:noProof/>
                 <w:webHidden/>
               </w:rPr>
-              <w:instrText xml:space="preserve"> PAGEREF _Toc242571869 \h </w:instrText>
+              <w:instrText xml:space="preserve"> PAGEREF _Toc242572522 \h </w:instrText>
             </w:r>
             <w:r>
               <w:rPr>
@@ -1815,7 +1812,7 @@
         </w:rPr>
       </w:pPr>
       <w:bookmarkStart w:id="0" w:name="h1"/>
-      <w:bookmarkStart w:id="1" w:name="_Toc242571851"/>
+      <w:bookmarkStart w:id="1" w:name="_Toc242572504"/>
       <w:r>
         <w:rPr>
           <w:rFonts w:ascii="Arial" w:hAnsi="Arial" w:cs="Arial"/>
@@ -2018,7 +2015,7 @@
         </w:rPr>
       </w:pPr>
       <w:bookmarkStart w:id="2" w:name="h2"/>
-      <w:bookmarkStart w:id="3" w:name="_Toc242571852"/>
+      <w:bookmarkStart w:id="3" w:name="_Toc242572505"/>
       <w:r>
         <w:rPr>
           <w:rFonts w:ascii="Arial" w:hAnsi="Arial" w:cs="Arial"/>
@@ -2094,7 +2091,7 @@
         </w:rPr>
       </w:pPr>
       <w:bookmarkStart w:id="4" w:name="h3"/>
-      <w:bookmarkStart w:id="5" w:name="_Toc242571853"/>
+      <w:bookmarkStart w:id="5" w:name="_Toc242572506"/>
       <w:r>
         <w:rPr>
           <w:rFonts w:ascii="Arial" w:hAnsi="Arial" w:cs="Arial"/>
@@ -2184,7 +2181,7 @@
         </w:rPr>
       </w:pPr>
       <w:bookmarkStart w:id="6" w:name="h4"/>
-      <w:bookmarkStart w:id="7" w:name="_Toc242571854"/>
+      <w:bookmarkStart w:id="7" w:name="_Toc242572507"/>
       <w:r>
         <w:rPr>
           <w:rFonts w:ascii="Arial" w:hAnsi="Arial" w:cs="Arial"/>
@@ -2261,7 +2258,7 @@
         </w:rPr>
       </w:pPr>
       <w:bookmarkStart w:id="8" w:name="h5"/>
-      <w:bookmarkStart w:id="9" w:name="_Toc242571855"/>
+      <w:bookmarkStart w:id="9" w:name="_Toc242572508"/>
       <w:r>
         <w:rPr>
           <w:rFonts w:ascii="Arial" w:hAnsi="Arial" w:cs="Arial"/>
@@ -2350,7 +2347,7 @@
         </w:rPr>
       </w:pPr>
       <w:bookmarkStart w:id="10" w:name="h6"/>
-      <w:bookmarkStart w:id="11" w:name="_Toc242571856"/>
+      <w:bookmarkStart w:id="11" w:name="_Toc242572509"/>
       <w:r>
         <w:rPr>
           <w:rFonts w:ascii="Arial" w:hAnsi="Arial" w:cs="Arial"/>
@@ -3496,7 +3493,7 @@
         </w:rPr>
       </w:pPr>
       <w:bookmarkStart w:id="12" w:name="h7"/>
-      <w:bookmarkStart w:id="13" w:name="_Toc242571857"/>
+      <w:bookmarkStart w:id="13" w:name="_Toc242572510"/>
       <w:r>
         <w:rPr>
           <w:rFonts w:ascii="Arial" w:hAnsi="Arial" w:cs="Arial"/>
@@ -4812,7 +4809,7 @@
         </w:rPr>
       </w:pPr>
       <w:bookmarkStart w:id="14" w:name="h8"/>
-      <w:bookmarkStart w:id="15" w:name="_Toc242571858"/>
+      <w:bookmarkStart w:id="15" w:name="_Toc242572511"/>
       <w:r>
         <w:rPr>
           <w:rFonts w:ascii="Arial" w:hAnsi="Arial" w:cs="Arial"/>
@@ -6046,7 +6043,7 @@
         </w:rPr>
       </w:pPr>
       <w:bookmarkStart w:id="16" w:name="h9"/>
-      <w:bookmarkStart w:id="17" w:name="_Toc242571859"/>
+      <w:bookmarkStart w:id="17" w:name="_Toc242572512"/>
       <w:r>
         <w:rPr>
           <w:rFonts w:ascii="Arial" w:hAnsi="Arial" w:cs="Arial"/>
@@ -7422,7 +7419,7 @@
         </w:rPr>
       </w:pPr>
       <w:bookmarkStart w:id="18" w:name="h10"/>
-      <w:bookmarkStart w:id="19" w:name="_Toc242571860"/>
+      <w:bookmarkStart w:id="19" w:name="_Toc242572513"/>
       <w:r>
         <w:rPr>
           <w:rFonts w:ascii="Arial" w:hAnsi="Arial" w:cs="Arial"/>
@@ -7440,7 +7437,7 @@
     </w:p>
     <w:tbl>
       <w:tblPr>
-        <w:tblW w:w="9780" w:type="dxa"/>
+        <w:tblW w:w="9243" w:type="dxa"/>
         <w:jc w:val="center"/>
         <w:tblBorders>
           <w:top w:val="single" w:sz="4" w:space="0" w:color="D9D9D9"/>
@@ -7462,9 +7459,10 @@
       <w:tblGrid>
         <w:gridCol w:w="1656"/>
         <w:gridCol w:w="1605"/>
-        <w:gridCol w:w="1701"/>
-        <w:gridCol w:w="2409"/>
-        <w:gridCol w:w="2409"/>
+        <w:gridCol w:w="1446"/>
+        <w:gridCol w:w="1418"/>
+        <w:gridCol w:w="1559"/>
+        <w:gridCol w:w="1559"/>
       </w:tblGrid>
       <w:tr>
         <w:trPr>
@@ -7522,7 +7520,7 @@
         </w:tc>
         <w:tc>
           <w:tcPr>
-            <w:tcW w:w="1701" w:type="dxa"/>
+            <w:tcW w:w="1446" w:type="dxa"/>
             <w:shd w:val="clear" w:color="auto" w:fill="404040"/>
             <w:vAlign w:val="center"/>
           </w:tcPr>
@@ -7546,7 +7544,7 @@
         </w:tc>
         <w:tc>
           <w:tcPr>
-            <w:tcW w:w="2409" w:type="dxa"/>
+            <w:tcW w:w="1418" w:type="dxa"/>
             <w:shd w:val="clear" w:color="auto" w:fill="404040"/>
             <w:vAlign w:val="center"/>
           </w:tcPr>
@@ -7570,7 +7568,7 @@
         </w:tc>
         <w:tc>
           <w:tcPr>
-            <w:tcW w:w="2409" w:type="dxa"/>
+            <w:tcW w:w="1559" w:type="dxa"/>
             <w:shd w:val="clear" w:color="auto" w:fill="404040"/>
             <w:vAlign w:val="center"/>
           </w:tcPr>
@@ -7592,6 +7590,52 @@
                 <w:sz w:val="19"/>
               </w:rPr>
               <w:t>Fecha Cumplimiento</w:t>
+            </w:r>
+          </w:p>
+        </w:tc>
+        <w:tc>
+          <w:tcPr>
+            <w:tcW w:w="1559" w:type="dxa"/>
+            <w:shd w:val="clear" w:color="auto" w:fill="404040"/>
+          </w:tcPr>
+          <w:p>
+            <w:pPr>
+              <w:spacing w:after="0" w:line="252" w:lineRule="auto"/>
+              <w:rPr>
+                <w:rFonts w:ascii="Arial" w:hAnsi="Arial" w:cs="Arial"/>
+                <w:b/>
+                <w:color w:val="FFFFFF"/>
+                <w:sz w:val="19"/>
+              </w:rPr>
+            </w:pPr>
+            <w:r>
+              <w:rPr>
+                <w:rFonts w:ascii="Arial" w:hAnsi="Arial" w:cs="Arial"/>
+                <w:b/>
+                <w:color w:val="FFFFFF"/>
+                <w:sz w:val="19"/>
+              </w:rPr>
+              <w:t>Criterios Validados (</w:t>
+            </w:r>
+            <w:proofErr w:type="spellStart"/>
+            <w:r>
+              <w:rPr>
+                <w:rFonts w:ascii="Arial" w:hAnsi="Arial" w:cs="Arial"/>
+                <w:b/>
+                <w:color w:val="FFFFFF"/>
+                <w:sz w:val="19"/>
+              </w:rPr>
+              <w:t>Checklist</w:t>
+            </w:r>
+            <w:proofErr w:type="spellEnd"/>
+            <w:r>
+              <w:rPr>
+                <w:rFonts w:ascii="Arial" w:hAnsi="Arial" w:cs="Arial"/>
+                <w:b/>
+                <w:color w:val="FFFFFF"/>
+                <w:sz w:val="19"/>
+              </w:rPr>
+              <w:t>)</w:t>
             </w:r>
           </w:p>
         </w:tc>
@@ -7648,7 +7692,7 @@
         </w:tc>
         <w:tc>
           <w:tcPr>
-            <w:tcW w:w="1701" w:type="dxa"/>
+            <w:tcW w:w="1446" w:type="dxa"/>
             <w:shd w:val="clear" w:color="auto" w:fill="FFFFFF"/>
             <w:vAlign w:val="center"/>
           </w:tcPr>
@@ -7671,7 +7715,7 @@
         </w:tc>
         <w:tc>
           <w:tcPr>
-            <w:tcW w:w="2409" w:type="dxa"/>
+            <w:tcW w:w="1418" w:type="dxa"/>
             <w:shd w:val="clear" w:color="auto" w:fill="FFFFFF"/>
             <w:vAlign w:val="center"/>
           </w:tcPr>
@@ -7694,7 +7738,7 @@
         </w:tc>
         <w:tc>
           <w:tcPr>
-            <w:tcW w:w="2409" w:type="dxa"/>
+            <w:tcW w:w="1559" w:type="dxa"/>
             <w:shd w:val="clear" w:color="auto" w:fill="FFFFFF"/>
             <w:vAlign w:val="center"/>
           </w:tcPr>
@@ -7713,6 +7757,29 @@
                 <w:sz w:val="19"/>
               </w:rPr>
               <w:t>01-10</w:t>
+            </w:r>
+          </w:p>
+        </w:tc>
+        <w:tc>
+          <w:tcPr>
+            <w:tcW w:w="1559" w:type="dxa"/>
+            <w:shd w:val="clear" w:color="auto" w:fill="FFFFFF"/>
+          </w:tcPr>
+          <w:p>
+            <w:pPr>
+              <w:spacing w:after="0" w:line="252" w:lineRule="auto"/>
+              <w:jc w:val="center"/>
+              <w:rPr>
+                <w:rFonts w:ascii="Arial" w:hAnsi="Arial" w:cs="Arial"/>
+                <w:sz w:val="19"/>
+              </w:rPr>
+            </w:pPr>
+            <w:r>
+              <w:rPr>
+                <w:rFonts w:ascii="Arial" w:hAnsi="Arial" w:cs="Arial"/>
+                <w:sz w:val="19"/>
+              </w:rPr>
+              <w:t>4/4 criterios cumplidos</w:t>
             </w:r>
           </w:p>
         </w:tc>
@@ -7768,7 +7835,7 @@
         </w:tc>
         <w:tc>
           <w:tcPr>
-            <w:tcW w:w="1701" w:type="dxa"/>
+            <w:tcW w:w="1446" w:type="dxa"/>
             <w:shd w:val="clear" w:color="auto" w:fill="F4F4F4"/>
             <w:vAlign w:val="center"/>
           </w:tcPr>
@@ -7791,7 +7858,7 @@
         </w:tc>
         <w:tc>
           <w:tcPr>
-            <w:tcW w:w="2409" w:type="dxa"/>
+            <w:tcW w:w="1418" w:type="dxa"/>
             <w:shd w:val="clear" w:color="auto" w:fill="F4F4F4"/>
             <w:vAlign w:val="center"/>
           </w:tcPr>
@@ -7814,7 +7881,7 @@
         </w:tc>
         <w:tc>
           <w:tcPr>
-            <w:tcW w:w="2409" w:type="dxa"/>
+            <w:tcW w:w="1559" w:type="dxa"/>
             <w:shd w:val="clear" w:color="auto" w:fill="F4F4F4"/>
             <w:vAlign w:val="center"/>
           </w:tcPr>
@@ -7833,6 +7900,29 @@
                 <w:sz w:val="19"/>
               </w:rPr>
               <w:t>02-10</w:t>
+            </w:r>
+          </w:p>
+        </w:tc>
+        <w:tc>
+          <w:tcPr>
+            <w:tcW w:w="1559" w:type="dxa"/>
+            <w:shd w:val="clear" w:color="auto" w:fill="F4F4F4"/>
+          </w:tcPr>
+          <w:p>
+            <w:pPr>
+              <w:spacing w:after="0" w:line="252" w:lineRule="auto"/>
+              <w:jc w:val="center"/>
+              <w:rPr>
+                <w:rFonts w:ascii="Arial" w:hAnsi="Arial" w:cs="Arial"/>
+                <w:sz w:val="19"/>
+              </w:rPr>
+            </w:pPr>
+            <w:r>
+              <w:rPr>
+                <w:rFonts w:ascii="Arial" w:hAnsi="Arial" w:cs="Arial"/>
+                <w:sz w:val="19"/>
+              </w:rPr>
+              <w:t>4/4 criterios cumplidos</w:t>
             </w:r>
           </w:p>
         </w:tc>
@@ -7860,6 +7950,7 @@
                 <w:rFonts w:ascii="Arial" w:hAnsi="Arial" w:cs="Arial"/>
                 <w:sz w:val="19"/>
               </w:rPr>
+              <w:lastRenderedPageBreak/>
               <w:t>HU-16</w:t>
             </w:r>
           </w:p>
@@ -7889,7 +7980,7 @@
         </w:tc>
         <w:tc>
           <w:tcPr>
-            <w:tcW w:w="1701" w:type="dxa"/>
+            <w:tcW w:w="1446" w:type="dxa"/>
             <w:shd w:val="clear" w:color="auto" w:fill="FFFFFF"/>
             <w:vAlign w:val="center"/>
           </w:tcPr>
@@ -7912,7 +8003,7 @@
         </w:tc>
         <w:tc>
           <w:tcPr>
-            <w:tcW w:w="2409" w:type="dxa"/>
+            <w:tcW w:w="1418" w:type="dxa"/>
             <w:shd w:val="clear" w:color="auto" w:fill="FFFFFF"/>
             <w:vAlign w:val="center"/>
           </w:tcPr>
@@ -7935,7 +8026,7 @@
         </w:tc>
         <w:tc>
           <w:tcPr>
-            <w:tcW w:w="2409" w:type="dxa"/>
+            <w:tcW w:w="1559" w:type="dxa"/>
             <w:shd w:val="clear" w:color="auto" w:fill="FFFFFF"/>
             <w:vAlign w:val="center"/>
           </w:tcPr>
@@ -7954,6 +8045,29 @@
                 <w:sz w:val="19"/>
               </w:rPr>
               <w:t>05-10</w:t>
+            </w:r>
+          </w:p>
+        </w:tc>
+        <w:tc>
+          <w:tcPr>
+            <w:tcW w:w="1559" w:type="dxa"/>
+            <w:shd w:val="clear" w:color="auto" w:fill="FFFFFF"/>
+          </w:tcPr>
+          <w:p>
+            <w:pPr>
+              <w:spacing w:after="0" w:line="252" w:lineRule="auto"/>
+              <w:jc w:val="center"/>
+              <w:rPr>
+                <w:rFonts w:ascii="Arial" w:hAnsi="Arial" w:cs="Arial"/>
+                <w:sz w:val="19"/>
+              </w:rPr>
+            </w:pPr>
+            <w:r>
+              <w:rPr>
+                <w:rFonts w:ascii="Arial" w:hAnsi="Arial" w:cs="Arial"/>
+                <w:sz w:val="19"/>
+              </w:rPr>
+              <w:t>4/4 criterios cumplidos</w:t>
             </w:r>
           </w:p>
         </w:tc>
@@ -7982,7 +8096,6 @@
                 <w:rFonts w:ascii="Arial" w:hAnsi="Arial" w:cs="Arial"/>
                 <w:sz w:val="19"/>
               </w:rPr>
-              <w:lastRenderedPageBreak/>
               <w:t>HU-17</w:t>
             </w:r>
           </w:p>
@@ -8013,7 +8126,7 @@
         </w:tc>
         <w:tc>
           <w:tcPr>
-            <w:tcW w:w="1701" w:type="dxa"/>
+            <w:tcW w:w="1446" w:type="dxa"/>
             <w:shd w:val="clear" w:color="auto" w:fill="FFFFFF"/>
             <w:vAlign w:val="center"/>
           </w:tcPr>
@@ -8037,7 +8150,7 @@
         </w:tc>
         <w:tc>
           <w:tcPr>
-            <w:tcW w:w="2409" w:type="dxa"/>
+            <w:tcW w:w="1418" w:type="dxa"/>
             <w:shd w:val="clear" w:color="auto" w:fill="FFFFFF"/>
             <w:vAlign w:val="center"/>
           </w:tcPr>
@@ -8061,7 +8174,7 @@
         </w:tc>
         <w:tc>
           <w:tcPr>
-            <w:tcW w:w="2409" w:type="dxa"/>
+            <w:tcW w:w="1559" w:type="dxa"/>
             <w:shd w:val="clear" w:color="auto" w:fill="FFFFFF"/>
             <w:vAlign w:val="center"/>
           </w:tcPr>
@@ -8080,6 +8193,29 @@
                 <w:sz w:val="19"/>
               </w:rPr>
               <w:t>06-10</w:t>
+            </w:r>
+          </w:p>
+        </w:tc>
+        <w:tc>
+          <w:tcPr>
+            <w:tcW w:w="1559" w:type="dxa"/>
+            <w:shd w:val="clear" w:color="auto" w:fill="FFFFFF"/>
+          </w:tcPr>
+          <w:p>
+            <w:pPr>
+              <w:spacing w:after="0" w:line="252" w:lineRule="auto"/>
+              <w:jc w:val="center"/>
+              <w:rPr>
+                <w:rFonts w:ascii="Arial" w:hAnsi="Arial" w:cs="Arial"/>
+                <w:sz w:val="19"/>
+              </w:rPr>
+            </w:pPr>
+            <w:r>
+              <w:rPr>
+                <w:rFonts w:ascii="Arial" w:hAnsi="Arial" w:cs="Arial"/>
+                <w:sz w:val="19"/>
+              </w:rPr>
+              <w:t>4/4 criterios cumplidos</w:t>
             </w:r>
           </w:p>
         </w:tc>
@@ -8138,7 +8274,7 @@
         </w:tc>
         <w:tc>
           <w:tcPr>
-            <w:tcW w:w="1701" w:type="dxa"/>
+            <w:tcW w:w="1446" w:type="dxa"/>
             <w:shd w:val="clear" w:color="auto" w:fill="FFFFFF"/>
             <w:vAlign w:val="center"/>
           </w:tcPr>
@@ -8162,7 +8298,7 @@
         </w:tc>
         <w:tc>
           <w:tcPr>
-            <w:tcW w:w="2409" w:type="dxa"/>
+            <w:tcW w:w="1418" w:type="dxa"/>
             <w:shd w:val="clear" w:color="auto" w:fill="FFFFFF"/>
             <w:vAlign w:val="center"/>
           </w:tcPr>
@@ -8186,7 +8322,7 @@
         </w:tc>
         <w:tc>
           <w:tcPr>
-            <w:tcW w:w="2409" w:type="dxa"/>
+            <w:tcW w:w="1559" w:type="dxa"/>
             <w:shd w:val="clear" w:color="auto" w:fill="FFFFFF"/>
             <w:vAlign w:val="center"/>
           </w:tcPr>
@@ -8205,6 +8341,29 @@
                 <w:sz w:val="19"/>
               </w:rPr>
               <w:t>07-10</w:t>
+            </w:r>
+          </w:p>
+        </w:tc>
+        <w:tc>
+          <w:tcPr>
+            <w:tcW w:w="1559" w:type="dxa"/>
+            <w:shd w:val="clear" w:color="auto" w:fill="FFFFFF"/>
+          </w:tcPr>
+          <w:p>
+            <w:pPr>
+              <w:spacing w:after="0" w:line="252" w:lineRule="auto"/>
+              <w:jc w:val="center"/>
+              <w:rPr>
+                <w:rFonts w:ascii="Arial" w:hAnsi="Arial" w:cs="Arial"/>
+                <w:sz w:val="19"/>
+              </w:rPr>
+            </w:pPr>
+            <w:r>
+              <w:rPr>
+                <w:rFonts w:ascii="Arial" w:hAnsi="Arial" w:cs="Arial"/>
+                <w:sz w:val="19"/>
+              </w:rPr>
+              <w:t>4/4 criterios cumplidos</w:t>
             </w:r>
           </w:p>
         </w:tc>
@@ -8263,7 +8422,7 @@
         </w:tc>
         <w:tc>
           <w:tcPr>
-            <w:tcW w:w="1701" w:type="dxa"/>
+            <w:tcW w:w="1446" w:type="dxa"/>
             <w:shd w:val="clear" w:color="auto" w:fill="FFFFFF"/>
             <w:vAlign w:val="center"/>
           </w:tcPr>
@@ -8287,7 +8446,7 @@
         </w:tc>
         <w:tc>
           <w:tcPr>
-            <w:tcW w:w="2409" w:type="dxa"/>
+            <w:tcW w:w="1418" w:type="dxa"/>
             <w:shd w:val="clear" w:color="auto" w:fill="FFFFFF"/>
             <w:vAlign w:val="center"/>
           </w:tcPr>
@@ -8311,7 +8470,7 @@
         </w:tc>
         <w:tc>
           <w:tcPr>
-            <w:tcW w:w="2409" w:type="dxa"/>
+            <w:tcW w:w="1559" w:type="dxa"/>
             <w:shd w:val="clear" w:color="auto" w:fill="FFFFFF"/>
             <w:vAlign w:val="center"/>
           </w:tcPr>
@@ -8330,12 +8489,100 @@
                 <w:sz w:val="19"/>
               </w:rPr>
               <w:t>09-10</w:t>
+            </w:r>
+          </w:p>
+        </w:tc>
+        <w:tc>
+          <w:tcPr>
+            <w:tcW w:w="1559" w:type="dxa"/>
+            <w:shd w:val="clear" w:color="auto" w:fill="FFFFFF"/>
+          </w:tcPr>
+          <w:p>
+            <w:pPr>
+              <w:spacing w:after="0" w:line="252" w:lineRule="auto"/>
+              <w:jc w:val="center"/>
+              <w:rPr>
+                <w:rFonts w:ascii="Arial" w:hAnsi="Arial" w:cs="Arial"/>
+                <w:sz w:val="19"/>
+              </w:rPr>
+            </w:pPr>
+            <w:r>
+              <w:rPr>
+                <w:rFonts w:ascii="Arial" w:hAnsi="Arial" w:cs="Arial"/>
+                <w:sz w:val="19"/>
+              </w:rPr>
+              <w:t>4/4 criterios cumplidos</w:t>
             </w:r>
           </w:p>
         </w:tc>
       </w:tr>
     </w:tbl>
     <w:p/>
+    <w:p>
+      <w:pPr>
+        <w:spacing w:line="360" w:lineRule="auto"/>
+        <w:jc w:val="both"/>
+        <w:rPr>
+          <w:rFonts w:ascii="Arial" w:hAnsi="Arial" w:cs="Arial"/>
+        </w:rPr>
+      </w:pPr>
+      <w:r>
+        <w:rPr>
+          <w:rFonts w:ascii="Arial" w:hAnsi="Arial" w:cs="Arial"/>
+          <w:b/>
+          <w:bCs/>
+        </w:rPr>
+        <w:t>Nota técnica:</w:t>
+      </w:r>
+      <w:r>
+        <w:rPr>
+          <w:rFonts w:ascii="Arial" w:hAnsi="Arial" w:cs="Arial"/>
+        </w:rPr>
+        <w:t xml:space="preserve"> Cada historia de usuario cuenta con sus 4 criterios de aceptación verificados y aprobados, pruebas de integración ejecutadas contra base de datos PostgreSQL contenerizada y código integrado a la rama base mediante Pull </w:t>
+      </w:r>
+      <w:proofErr w:type="spellStart"/>
+      <w:r>
+        <w:rPr>
+          <w:rFonts w:ascii="Arial" w:hAnsi="Arial" w:cs="Arial"/>
+        </w:rPr>
+        <w:t>Request</w:t>
+      </w:r>
+      <w:proofErr w:type="spellEnd"/>
+      <w:r>
+        <w:rPr>
+          <w:rFonts w:ascii="Arial" w:hAnsi="Arial" w:cs="Arial"/>
+        </w:rPr>
+        <w:t xml:space="preserve">, cumpliendo a cabalidad con la </w:t>
+      </w:r>
+      <w:proofErr w:type="spellStart"/>
+      <w:r>
+        <w:rPr>
+          <w:rFonts w:ascii="Arial" w:hAnsi="Arial" w:cs="Arial"/>
+        </w:rPr>
+        <w:t>Definition</w:t>
+      </w:r>
+      <w:proofErr w:type="spellEnd"/>
+      <w:r>
+        <w:rPr>
+          <w:rFonts w:ascii="Arial" w:hAnsi="Arial" w:cs="Arial"/>
+        </w:rPr>
+        <w:t xml:space="preserve"> </w:t>
+      </w:r>
+      <w:proofErr w:type="spellStart"/>
+      <w:r>
+        <w:rPr>
+          <w:rFonts w:ascii="Arial" w:hAnsi="Arial" w:cs="Arial"/>
+        </w:rPr>
+        <w:t>of</w:t>
+      </w:r>
+      <w:proofErr w:type="spellEnd"/>
+      <w:r>
+        <w:rPr>
+          <w:rFonts w:ascii="Arial" w:hAnsi="Arial" w:cs="Arial"/>
+        </w:rPr>
+        <w:t xml:space="preserve"> Done v3.1.</w:t>
+      </w:r>
+    </w:p>
     <w:p/>
     <w:p>
       <w:pPr>
@@ -8347,7 +8594,7 @@
         </w:rPr>
       </w:pPr>
       <w:bookmarkStart w:id="20" w:name="h11"/>
-      <w:bookmarkStart w:id="21" w:name="_Toc242571861"/>
+      <w:bookmarkStart w:id="21" w:name="_Toc242572514"/>
       <w:r>
         <w:rPr>
           <w:rFonts w:ascii="Arial" w:hAnsi="Arial" w:cs="Arial"/>
@@ -9023,7 +9270,7 @@
         </w:rPr>
       </w:pPr>
       <w:bookmarkStart w:id="22" w:name="h12"/>
-      <w:bookmarkStart w:id="23" w:name="_Toc242571862"/>
+      <w:bookmarkStart w:id="23" w:name="_Toc242572515"/>
       <w:r>
         <w:rPr>
           <w:rFonts w:ascii="Arial" w:hAnsi="Arial" w:cs="Arial"/>
@@ -9194,6 +9441,7 @@
         <w:rPr>
           <w:rFonts w:ascii="Arial" w:hAnsi="Arial" w:cs="Arial"/>
         </w:rPr>
+        <w:lastRenderedPageBreak/>
         <w:t>Sprint Retrospective — Samuel.</w:t>
       </w:r>
     </w:p>
@@ -9243,7 +9491,7 @@
         </w:rPr>
       </w:pPr>
       <w:bookmarkStart w:id="24" w:name="h13"/>
-      <w:bookmarkStart w:id="25" w:name="_Toc242571863"/>
+      <w:bookmarkStart w:id="25" w:name="_Toc242572516"/>
       <w:r>
         <w:rPr>
           <w:rFonts w:ascii="Arial" w:hAnsi="Arial" w:cs="Arial"/>
@@ -9297,7 +9545,6 @@
         <w:rPr>
           <w:rFonts w:ascii="Arial" w:hAnsi="Arial" w:cs="Arial"/>
         </w:rPr>
-        <w:lastRenderedPageBreak/>
         <w:t>Azul: elemento técnico;</w:t>
       </w:r>
     </w:p>
@@ -9475,7 +9722,7 @@
         </w:rPr>
       </w:pPr>
       <w:bookmarkStart w:id="26" w:name="h14"/>
-      <w:bookmarkStart w:id="27" w:name="_Toc242571864"/>
+      <w:bookmarkStart w:id="27" w:name="_Toc242572517"/>
       <w:r>
         <w:rPr>
           <w:rFonts w:ascii="Arial" w:hAnsi="Arial" w:cs="Arial"/>
@@ -10086,7 +10333,7 @@
         </w:rPr>
       </w:pPr>
       <w:bookmarkStart w:id="28" w:name="h15"/>
-      <w:bookmarkStart w:id="29" w:name="_Toc242571865"/>
+      <w:bookmarkStart w:id="29" w:name="_Toc242572518"/>
       <w:r>
         <w:rPr>
           <w:rFonts w:ascii="Arial" w:hAnsi="Arial" w:cs="Arial"/>
@@ -10120,7 +10367,14 @@
         <w:rPr>
           <w:rFonts w:ascii="Arial" w:hAnsi="Arial" w:cs="Arial"/>
         </w:rPr>
-        <w:t>Un impedimento debe indicar efecto sobre el objetivo, responsable de seguimiento y siguiente comprobación. Por ejemplo, una falla del proveedor IA no debe detener la venta manual; un error de conexión PostgreSQL sí impide acreditar persistencia. El equipo debe diferenciar esos efectos antes de cambiar prioridades.</w:t>
+        <w:t xml:space="preserve">Un impedimento debe indicar efecto sobre el objetivo, responsable de seguimiento y siguiente comprobación. Por ejemplo, una falla del proveedor IA no debe detener la venta manual; un error </w:t>
+      </w:r>
+      <w:r>
+        <w:rPr>
+          <w:rFonts w:ascii="Arial" w:hAnsi="Arial" w:cs="Arial"/>
+        </w:rPr>
+        <w:lastRenderedPageBreak/>
+        <w:t>de conexión PostgreSQL sí impide acreditar persistencia. El equipo debe diferenciar esos efectos antes de cambiar prioridades.</w:t>
       </w:r>
     </w:p>
     <w:p>
@@ -10162,12 +10416,11 @@
         </w:rPr>
       </w:pPr>
       <w:bookmarkStart w:id="30" w:name="h16"/>
-      <w:bookmarkStart w:id="31" w:name="_Toc242571866"/>
-      <w:r>
-        <w:rPr>
-          <w:rFonts w:ascii="Arial" w:hAnsi="Arial" w:cs="Arial"/>
-        </w:rPr>
-        <w:lastRenderedPageBreak/>
+      <w:bookmarkStart w:id="31" w:name="_Toc242572519"/>
+      <w:r>
+        <w:rPr>
+          <w:rFonts w:ascii="Arial" w:hAnsi="Arial" w:cs="Arial"/>
+        </w:rPr>
         <w:t>8</w:t>
       </w:r>
       <w:r>
@@ -10210,7 +10463,7 @@
         </w:rPr>
       </w:pPr>
       <w:bookmarkStart w:id="32" w:name="h17"/>
-      <w:bookmarkStart w:id="33" w:name="_Toc242571867"/>
+      <w:bookmarkStart w:id="33" w:name="_Toc242572520"/>
       <w:r>
         <w:rPr>
           <w:rFonts w:ascii="Arial" w:hAnsi="Arial" w:cs="Arial"/>
@@ -10257,7 +10510,7 @@
         </w:rPr>
       </w:pPr>
       <w:bookmarkStart w:id="34" w:name="hpend"/>
-      <w:bookmarkStart w:id="35" w:name="_Toc242571868"/>
+      <w:bookmarkStart w:id="35" w:name="_Toc242572521"/>
       <w:r>
         <w:rPr>
           <w:rFonts w:ascii="Arial" w:hAnsi="Arial" w:cs="Arial"/>
@@ -10479,7 +10732,14 @@
         <w:rPr>
           <w:rFonts w:ascii="Arial" w:hAnsi="Arial" w:cs="Arial"/>
         </w:rPr>
-        <w:t xml:space="preserve"> y Samuel Solís como </w:t>
+        <w:t xml:space="preserve"> y Samuel </w:t>
+      </w:r>
+      <w:r>
+        <w:rPr>
+          <w:rFonts w:ascii="Arial" w:hAnsi="Arial" w:cs="Arial"/>
+        </w:rPr>
+        <w:lastRenderedPageBreak/>
+        <w:t xml:space="preserve">Solís como </w:t>
       </w:r>
       <w:proofErr w:type="spellStart"/>
       <w:r>
@@ -10572,7 +10832,7 @@
         </w:rPr>
       </w:pPr>
       <w:bookmarkStart w:id="36" w:name="h18"/>
-      <w:bookmarkStart w:id="37" w:name="_Toc242571869"/>
+      <w:bookmarkStart w:id="37" w:name="_Toc242572522"/>
       <w:r>
         <w:rPr>
           <w:rFonts w:ascii="Arial" w:hAnsi="Arial" w:cs="Arial"/>
@@ -11175,6 +11435,9 @@
       </w:rPr>
     </w:pPr>
     <w:r>
+      <w:rPr>
+        <w:noProof/>
+      </w:rPr>
       <w:drawing>
         <wp:anchor distT="0" distB="0" distL="114300" distR="114300" simplePos="0" relativeHeight="251658240" behindDoc="0" locked="0" layoutInCell="1" allowOverlap="1" wp14:anchorId="65C8869A" wp14:editId="58E0BC60">
           <wp:simplePos x="0" y="0"/>
